--- a/internal_doc/03.开发设计/mysql/Story-SequoiaSQL-MySQL统计信息.docx
+++ b/internal_doc/03.开发设计/mysql/Story-SequoiaSQL-MySQL统计信息.docx
@@ -457,9 +457,6 @@
     <w:p>
       <w:pPr>
         <w:pStyle w:val="Heading2"/>
-        <w:rPr>
-          <w:rFonts w:hint="eastAsia"/>
-        </w:rPr>
       </w:pPr>
       <w:r>
         <w:t xml:space="preserve">Story </w:t>
@@ -596,9 +593,6 @@
     <w:p>
       <w:pPr>
         <w:pStyle w:val="Heading3"/>
-        <w:rPr>
-          <w:rFonts w:hint="eastAsia"/>
-        </w:rPr>
       </w:pPr>
       <w:r>
         <w:rPr>
@@ -614,11 +608,6 @@
       </w:r>
     </w:p>
     <w:p>
-      <w:pPr>
-        <w:rPr>
-          <w:rFonts w:hint="eastAsia"/>
-        </w:rPr>
-      </w:pPr>
       <w:r>
         <w:rPr>
           <w:rFonts w:hint="eastAsia"/>
@@ -663,11 +652,6 @@
       </w:r>
     </w:p>
     <w:p>
-      <w:pPr>
-        <w:rPr>
-          <w:rFonts w:hint="eastAsia"/>
-        </w:rPr>
-      </w:pPr>
       <w:r>
         <w:rPr>
           <w:rFonts w:hint="eastAsia"/>
@@ -682,11 +666,6 @@
       </w:r>
     </w:p>
     <w:p>
-      <w:pPr>
-        <w:rPr>
-          <w:rFonts w:hint="eastAsia"/>
-        </w:rPr>
-      </w:pPr>
       <w:r>
         <w:rPr>
           <w:rFonts w:hint="eastAsia"/>
@@ -742,13 +721,7 @@
         <w:t>定义如下：</w:t>
       </w:r>
     </w:p>
-    <w:p>
-      <w:pPr>
-        <w:rPr>
-          <w:rFonts w:hint="eastAsia"/>
-        </w:rPr>
-      </w:pPr>
-    </w:p>
+    <w:p/>
     <w:tbl>
       <w:tblPr>
         <w:tblStyle w:val="TableGrid"/>
@@ -771,7 +744,7 @@
             <w:pPr>
               <w:ind w:left="0"/>
               <w:rPr>
-                <w:rFonts w:eastAsiaTheme="minorEastAsia" w:hint="eastAsia"/>
+                <w:rFonts w:eastAsiaTheme="minorEastAsia"/>
               </w:rPr>
             </w:pPr>
             <w:r>
@@ -797,7 +770,7 @@
             <w:pPr>
               <w:ind w:left="0"/>
               <w:rPr>
-                <w:rFonts w:eastAsiaTheme="minorEastAsia" w:hint="eastAsia"/>
+                <w:rFonts w:eastAsiaTheme="minorEastAsia"/>
               </w:rPr>
             </w:pPr>
             <w:r>
@@ -822,7 +795,7 @@
             <w:pPr>
               <w:ind w:left="0"/>
               <w:rPr>
-                <w:rFonts w:eastAsiaTheme="minorEastAsia" w:hint="eastAsia"/>
+                <w:rFonts w:eastAsiaTheme="minorEastAsia"/>
               </w:rPr>
             </w:pPr>
             <w:r>
@@ -841,7 +814,7 @@
             <w:pPr>
               <w:ind w:left="0"/>
               <w:rPr>
-                <w:rFonts w:eastAsiaTheme="minorEastAsia" w:hint="eastAsia"/>
+                <w:rFonts w:eastAsiaTheme="minorEastAsia"/>
               </w:rPr>
             </w:pPr>
             <w:r>
@@ -862,7 +835,7 @@
             <w:pPr>
               <w:ind w:left="0"/>
               <w:rPr>
-                <w:rFonts w:eastAsiaTheme="minorEastAsia" w:hint="eastAsia"/>
+                <w:rFonts w:eastAsiaTheme="minorEastAsia"/>
               </w:rPr>
             </w:pPr>
             <w:r>
@@ -881,7 +854,7 @@
             <w:pPr>
               <w:ind w:left="0"/>
               <w:rPr>
-                <w:rFonts w:eastAsiaTheme="minorEastAsia" w:hint="eastAsia"/>
+                <w:rFonts w:eastAsiaTheme="minorEastAsia"/>
               </w:rPr>
             </w:pPr>
             <w:r>
@@ -900,7 +873,7 @@
             <w:pPr>
               <w:ind w:left="0"/>
               <w:rPr>
-                <w:rFonts w:eastAsiaTheme="minorEastAsia" w:hint="eastAsia"/>
+                <w:rFonts w:eastAsiaTheme="minorEastAsia"/>
               </w:rPr>
             </w:pPr>
             <w:r>
@@ -918,9 +891,6 @@
           <w:p>
             <w:pPr>
               <w:ind w:left="0"/>
-              <w:rPr>
-                <w:rFonts w:hint="eastAsia"/>
-              </w:rPr>
             </w:pPr>
           </w:p>
         </w:tc>
@@ -934,7 +904,7 @@
             <w:pPr>
               <w:ind w:left="0"/>
               <w:rPr>
-                <w:rFonts w:eastAsiaTheme="minorEastAsia" w:hint="eastAsia"/>
+                <w:rFonts w:eastAsiaTheme="minorEastAsia"/>
               </w:rPr>
             </w:pPr>
             <w:r>
@@ -953,7 +923,7 @@
             <w:pPr>
               <w:ind w:left="0"/>
               <w:rPr>
-                <w:rFonts w:eastAsiaTheme="minorEastAsia" w:hint="eastAsia"/>
+                <w:rFonts w:eastAsiaTheme="minorEastAsia"/>
               </w:rPr>
             </w:pPr>
             <w:r>
@@ -972,7 +942,7 @@
             <w:pPr>
               <w:ind w:left="0"/>
               <w:rPr>
-                <w:rFonts w:eastAsiaTheme="minorEastAsia" w:hint="eastAsia"/>
+                <w:rFonts w:eastAsiaTheme="minorEastAsia"/>
               </w:rPr>
             </w:pPr>
             <w:r>
@@ -1008,9 +978,6 @@
           <w:p>
             <w:pPr>
               <w:ind w:left="0"/>
-              <w:rPr>
-                <w:rFonts w:hint="eastAsia"/>
-              </w:rPr>
             </w:pPr>
           </w:p>
         </w:tc>
@@ -1024,7 +991,7 @@
             <w:pPr>
               <w:ind w:left="0"/>
               <w:rPr>
-                <w:rFonts w:eastAsiaTheme="minorEastAsia" w:hint="eastAsia"/>
+                <w:rFonts w:eastAsiaTheme="minorEastAsia"/>
               </w:rPr>
             </w:pPr>
             <w:r>
@@ -1043,7 +1010,7 @@
             <w:pPr>
               <w:ind w:left="0"/>
               <w:rPr>
-                <w:rFonts w:eastAsiaTheme="minorEastAsia" w:hint="eastAsia"/>
+                <w:rFonts w:eastAsiaTheme="minorEastAsia"/>
               </w:rPr>
             </w:pPr>
             <w:r>
@@ -1062,7 +1029,7 @@
             <w:pPr>
               <w:ind w:left="0"/>
               <w:rPr>
-                <w:rFonts w:eastAsiaTheme="minorEastAsia" w:hint="eastAsia"/>
+                <w:rFonts w:eastAsiaTheme="minorEastAsia"/>
               </w:rPr>
             </w:pPr>
             <w:r>
@@ -1086,9 +1053,6 @@
           <w:p>
             <w:pPr>
               <w:ind w:left="0"/>
-              <w:rPr>
-                <w:rFonts w:hint="eastAsia"/>
-              </w:rPr>
             </w:pPr>
           </w:p>
         </w:tc>
@@ -1102,7 +1066,7 @@
             <w:pPr>
               <w:ind w:left="0"/>
               <w:rPr>
-                <w:rFonts w:eastAsiaTheme="minorEastAsia" w:hint="eastAsia"/>
+                <w:rFonts w:eastAsiaTheme="minorEastAsia"/>
               </w:rPr>
             </w:pPr>
             <w:r>
@@ -1121,7 +1085,7 @@
             <w:pPr>
               <w:ind w:left="0"/>
               <w:rPr>
-                <w:rFonts w:eastAsiaTheme="minorEastAsia" w:hint="eastAsia"/>
+                <w:rFonts w:eastAsiaTheme="minorEastAsia"/>
               </w:rPr>
             </w:pPr>
             <w:r>
@@ -1140,7 +1104,7 @@
             <w:pPr>
               <w:ind w:left="0"/>
               <w:rPr>
-                <w:rFonts w:eastAsiaTheme="minorEastAsia" w:hint="eastAsia"/>
+                <w:rFonts w:eastAsiaTheme="minorEastAsia"/>
               </w:rPr>
             </w:pPr>
             <w:r>
@@ -1256,7 +1220,7 @@
             <w:pPr>
               <w:ind w:left="0"/>
               <w:rPr>
-                <w:rFonts w:eastAsiaTheme="minorEastAsia" w:hint="eastAsia"/>
+                <w:rFonts w:eastAsiaTheme="minorEastAsia"/>
               </w:rPr>
             </w:pPr>
             <w:r>
@@ -1286,9 +1250,6 @@
           <w:p>
             <w:pPr>
               <w:ind w:left="0"/>
-              <w:rPr>
-                <w:rFonts w:hint="eastAsia"/>
-              </w:rPr>
             </w:pPr>
           </w:p>
         </w:tc>
@@ -1302,7 +1263,7 @@
             <w:pPr>
               <w:ind w:left="0"/>
               <w:rPr>
-                <w:rFonts w:eastAsiaTheme="minorEastAsia" w:hint="eastAsia"/>
+                <w:rFonts w:eastAsiaTheme="minorEastAsia"/>
               </w:rPr>
             </w:pPr>
             <w:r>
@@ -1321,7 +1282,7 @@
             <w:pPr>
               <w:ind w:left="0"/>
               <w:rPr>
-                <w:rFonts w:eastAsiaTheme="minorEastAsia" w:hint="eastAsia"/>
+                <w:rFonts w:eastAsiaTheme="minorEastAsia"/>
               </w:rPr>
             </w:pPr>
             <w:r>
@@ -1340,7 +1301,7 @@
             <w:pPr>
               <w:ind w:left="0"/>
               <w:rPr>
-                <w:rFonts w:eastAsiaTheme="minorEastAsia" w:hint="eastAsia"/>
+                <w:rFonts w:eastAsiaTheme="minorEastAsia"/>
               </w:rPr>
             </w:pPr>
             <w:r>
@@ -1354,7 +1315,7 @@
             <w:pPr>
               <w:ind w:left="0"/>
               <w:rPr>
-                <w:rFonts w:eastAsiaTheme="minorEastAsia" w:hint="eastAsia"/>
+                <w:rFonts w:eastAsiaTheme="minorEastAsia"/>
               </w:rPr>
             </w:pPr>
             <w:r>
@@ -1432,9 +1393,6 @@
           <w:p>
             <w:pPr>
               <w:ind w:left="0"/>
-              <w:rPr>
-                <w:rFonts w:hint="eastAsia"/>
-              </w:rPr>
             </w:pPr>
           </w:p>
         </w:tc>
@@ -1448,7 +1406,7 @@
             <w:pPr>
               <w:ind w:left="0"/>
               <w:rPr>
-                <w:rFonts w:eastAsiaTheme="minorEastAsia" w:hint="eastAsia"/>
+                <w:rFonts w:eastAsiaTheme="minorEastAsia"/>
               </w:rPr>
             </w:pPr>
             <w:r>
@@ -1467,7 +1425,7 @@
             <w:pPr>
               <w:ind w:left="0"/>
               <w:rPr>
-                <w:rFonts w:eastAsiaTheme="minorEastAsia" w:hint="eastAsia"/>
+                <w:rFonts w:eastAsiaTheme="minorEastAsia"/>
               </w:rPr>
             </w:pPr>
             <w:r>
@@ -1486,7 +1444,7 @@
             <w:pPr>
               <w:ind w:left="0"/>
               <w:rPr>
-                <w:rFonts w:eastAsiaTheme="minorEastAsia" w:hint="eastAsia"/>
+                <w:rFonts w:eastAsiaTheme="minorEastAsia"/>
               </w:rPr>
             </w:pPr>
             <w:r>
@@ -1529,7 +1487,7 @@
             <w:pPr>
               <w:ind w:left="0"/>
               <w:rPr>
-                <w:rFonts w:eastAsiaTheme="minorEastAsia" w:hint="eastAsia"/>
+                <w:rFonts w:eastAsiaTheme="minorEastAsia"/>
               </w:rPr>
             </w:pPr>
             <w:r>
@@ -1555,14 +1513,26 @@
             <w:pPr>
               <w:ind w:left="0"/>
               <w:rPr>
-                <w:rFonts w:eastAsiaTheme="minorEastAsia" w:hint="eastAsia"/>
-              </w:rPr>
-            </w:pPr>
-            <w:r>
-              <w:rPr>
-                <w:rFonts w:eastAsiaTheme="minorEastAsia" w:hint="eastAsia"/>
-              </w:rPr>
-              <w:t>不处理</w:t>
+                <w:rFonts w:eastAsiaTheme="minorEastAsia"/>
+              </w:rPr>
+            </w:pPr>
+            <w:r>
+              <w:rPr>
+                <w:rFonts w:eastAsiaTheme="minorEastAsia" w:hint="eastAsia"/>
+              </w:rPr>
+              <w:t>待</w:t>
+            </w:r>
+            <w:r>
+              <w:rPr>
+                <w:rFonts w:eastAsiaTheme="minorEastAsia" w:hint="eastAsia"/>
+              </w:rPr>
+              <w:t>SequoiaDB</w:t>
+            </w:r>
+            <w:r>
+              <w:rPr>
+                <w:rFonts w:eastAsiaTheme="minorEastAsia" w:hint="eastAsia"/>
+              </w:rPr>
+              <w:t>支持后再处理</w:t>
             </w:r>
           </w:p>
         </w:tc>
@@ -1576,7 +1546,7 @@
             <w:pPr>
               <w:ind w:left="0"/>
               <w:rPr>
-                <w:rFonts w:eastAsiaTheme="minorEastAsia" w:hint="eastAsia"/>
+                <w:rFonts w:eastAsiaTheme="minorEastAsia"/>
               </w:rPr>
             </w:pPr>
             <w:r>
@@ -1595,7 +1565,7 @@
             <w:pPr>
               <w:ind w:left="0"/>
               <w:rPr>
-                <w:rFonts w:eastAsiaTheme="minorEastAsia" w:hint="eastAsia"/>
+                <w:rFonts w:eastAsiaTheme="minorEastAsia"/>
               </w:rPr>
             </w:pPr>
             <w:r>
@@ -1614,7 +1584,7 @@
             <w:pPr>
               <w:ind w:left="0"/>
               <w:rPr>
-                <w:rFonts w:eastAsiaTheme="minorEastAsia" w:hint="eastAsia"/>
+                <w:rFonts w:eastAsiaTheme="minorEastAsia"/>
               </w:rPr>
             </w:pPr>
             <w:r>
@@ -1639,7 +1609,7 @@
             <w:pPr>
               <w:ind w:left="0"/>
               <w:rPr>
-                <w:rFonts w:eastAsiaTheme="minorEastAsia" w:hint="eastAsia"/>
+                <w:rFonts w:eastAsiaTheme="minorEastAsia"/>
               </w:rPr>
             </w:pPr>
             <w:r>
@@ -1672,7 +1642,7 @@
             <w:pPr>
               <w:ind w:left="0"/>
               <w:rPr>
-                <w:rFonts w:eastAsiaTheme="minorEastAsia" w:hint="eastAsia"/>
+                <w:rFonts w:eastAsiaTheme="minorEastAsia"/>
               </w:rPr>
             </w:pPr>
             <w:r>
@@ -1691,7 +1661,7 @@
             <w:pPr>
               <w:ind w:left="0"/>
               <w:rPr>
-                <w:rFonts w:eastAsiaTheme="minorEastAsia" w:hint="eastAsia"/>
+                <w:rFonts w:eastAsiaTheme="minorEastAsia"/>
               </w:rPr>
             </w:pPr>
             <w:r>
@@ -1710,7 +1680,7 @@
             <w:pPr>
               <w:ind w:left="0"/>
               <w:rPr>
-                <w:rFonts w:eastAsiaTheme="minorEastAsia" w:hint="eastAsia"/>
+                <w:rFonts w:eastAsiaTheme="minorEastAsia"/>
               </w:rPr>
             </w:pPr>
             <w:r>
@@ -1770,47 +1740,30 @@
           <w:p>
             <w:pPr>
               <w:ind w:left="0"/>
-              <w:rPr>
-                <w:rFonts w:hint="eastAsia"/>
-              </w:rPr>
             </w:pPr>
           </w:p>
         </w:tc>
       </w:tr>
     </w:tbl>
+    <w:p/>
     <w:p>
       <w:pPr>
-        <w:rPr>
-          <w:rFonts w:hint="eastAsia"/>
-        </w:rPr>
-      </w:pPr>
+        <w:pStyle w:val="Heading3"/>
+      </w:pPr>
+      <w:r>
+        <w:rPr>
+          <w:rFonts w:hint="eastAsia"/>
+        </w:rPr>
+        <w:t>handler</w:t>
+      </w:r>
+      <w:r>
+        <w:rPr>
+          <w:rFonts w:hint="eastAsia"/>
+        </w:rPr>
+        <w:t>统计信息</w:t>
+      </w:r>
     </w:p>
     <w:p>
-      <w:pPr>
-        <w:pStyle w:val="Heading3"/>
-        <w:rPr>
-          <w:rFonts w:hint="eastAsia"/>
-        </w:rPr>
-      </w:pPr>
-      <w:r>
-        <w:rPr>
-          <w:rFonts w:hint="eastAsia"/>
-        </w:rPr>
-        <w:t>handler</w:t>
-      </w:r>
-      <w:r>
-        <w:rPr>
-          <w:rFonts w:hint="eastAsia"/>
-        </w:rPr>
-        <w:t>统计信息</w:t>
-      </w:r>
-    </w:p>
-    <w:p>
-      <w:pPr>
-        <w:rPr>
-          <w:rFonts w:hint="eastAsia"/>
-        </w:rPr>
-      </w:pPr>
       <w:r>
         <w:rPr>
           <w:rFonts w:hint="eastAsia"/>
@@ -1884,7 +1837,15 @@
                 <w:rFonts w:eastAsiaTheme="minorEastAsia" w:hint="eastAsia"/>
                 <w:b/>
               </w:rPr>
-              <w:t>编号</w:t>
+              <w:t>编</w:t>
+            </w:r>
+            <w:r>
+              <w:rPr>
+                <w:rFonts w:eastAsiaTheme="minorEastAsia" w:hint="eastAsia"/>
+                <w:b/>
+              </w:rPr>
+              <w:lastRenderedPageBreak/>
+              <w:t>号</w:t>
             </w:r>
           </w:p>
         </w:tc>
@@ -1906,6 +1867,7 @@
                 <w:rFonts w:eastAsiaTheme="minorEastAsia" w:hint="eastAsia"/>
                 <w:b/>
               </w:rPr>
+              <w:lastRenderedPageBreak/>
               <w:t>名称</w:t>
             </w:r>
           </w:p>
@@ -1970,7 +1932,7 @@
               <w:ind w:left="0"/>
               <w:jc w:val="center"/>
               <w:rPr>
-                <w:rFonts w:eastAsiaTheme="minorEastAsia" w:hint="eastAsia"/>
+                <w:rFonts w:eastAsiaTheme="minorEastAsia"/>
                 <w:b/>
               </w:rPr>
             </w:pPr>
@@ -1992,7 +1954,7 @@
               <w:ind w:left="0"/>
               <w:jc w:val="center"/>
               <w:rPr>
-                <w:rFonts w:eastAsiaTheme="minorEastAsia" w:hint="eastAsia"/>
+                <w:rFonts w:eastAsiaTheme="minorEastAsia"/>
                 <w:b/>
               </w:rPr>
             </w:pPr>
@@ -2044,6 +2006,7 @@
               <w:rPr>
                 <w:rFonts w:eastAsiaTheme="minorEastAsia" w:hint="eastAsia"/>
               </w:rPr>
+              <w:lastRenderedPageBreak/>
               <w:t>1</w:t>
             </w:r>
           </w:p>
@@ -2101,14 +2064,7 @@
               <w:rPr>
                 <w:rFonts w:eastAsiaTheme="minorEastAsia" w:hint="eastAsia"/>
               </w:rPr>
-              <w:t>数据文件的</w:t>
-            </w:r>
-            <w:r>
-              <w:rPr>
-                <w:rFonts w:eastAsiaTheme="minorEastAsia" w:hint="eastAsia"/>
-              </w:rPr>
-              <w:lastRenderedPageBreak/>
-              <w:t>大小</w:t>
+              <w:t>数据文件的大小</w:t>
             </w:r>
           </w:p>
         </w:tc>
@@ -2120,14 +2076,13 @@
             <w:pPr>
               <w:ind w:left="0"/>
               <w:rPr>
-                <w:rFonts w:eastAsiaTheme="minorEastAsia" w:hint="eastAsia"/>
-              </w:rPr>
-            </w:pPr>
-            <w:r>
-              <w:rPr>
-                <w:rFonts w:eastAsiaTheme="minorEastAsia" w:hint="eastAsia"/>
-              </w:rPr>
-              <w:lastRenderedPageBreak/>
+                <w:rFonts w:eastAsiaTheme="minorEastAsia"/>
+              </w:rPr>
+            </w:pPr>
+            <w:r>
+              <w:rPr>
+                <w:rFonts w:eastAsiaTheme="minorEastAsia" w:hint="eastAsia"/>
+              </w:rPr>
               <w:t>SNAP_COLLECTIONS:</w:t>
             </w:r>
           </w:p>
@@ -2135,14 +2090,13 @@
             <w:pPr>
               <w:ind w:left="0"/>
               <w:rPr>
-                <w:rFonts w:eastAsiaTheme="minorEastAsia" w:hint="eastAsia"/>
-              </w:rPr>
-            </w:pPr>
-            <w:r>
-              <w:rPr>
-                <w:rFonts w:eastAsiaTheme="minorEastAsia" w:hint="eastAsia"/>
-              </w:rPr>
-              <w:lastRenderedPageBreak/>
+                <w:rFonts w:eastAsiaTheme="minorEastAsia"/>
+              </w:rPr>
+            </w:pPr>
+            <w:r>
+              <w:rPr>
+                <w:rFonts w:eastAsiaTheme="minorEastAsia" w:hint="eastAsia"/>
+              </w:rPr>
               <w:t>TotalDataPages * PageSize</w:t>
             </w:r>
           </w:p>
@@ -2159,15 +2113,7 @@
               <w:rPr>
                 <w:rFonts w:eastAsiaTheme="minorEastAsia" w:hint="eastAsia"/>
               </w:rPr>
-              <w:lastRenderedPageBreak/>
-              <w:t>VARIAB</w:t>
-            </w:r>
-            <w:r>
-              <w:rPr>
-                <w:rFonts w:eastAsiaTheme="minorEastAsia" w:hint="eastAsia"/>
-              </w:rPr>
-              <w:lastRenderedPageBreak/>
-              <w:t>LE</w:t>
+              <w:t>VARIABLE</w:t>
             </w:r>
           </w:p>
         </w:tc>
@@ -2198,7 +2144,6 @@
               <w:rPr>
                 <w:rFonts w:eastAsiaTheme="minorEastAsia" w:hint="eastAsia"/>
               </w:rPr>
-              <w:lastRenderedPageBreak/>
               <w:t>2</w:t>
             </w:r>
           </w:p>
@@ -2230,7 +2175,7 @@
             <w:pPr>
               <w:ind w:left="0"/>
               <w:rPr>
-                <w:rFonts w:eastAsiaTheme="minorEastAsia" w:hint="eastAsia"/>
+                <w:rFonts w:eastAsiaTheme="minorEastAsia"/>
               </w:rPr>
             </w:pPr>
             <w:r>
@@ -2249,7 +2194,7 @@
             <w:pPr>
               <w:ind w:left="0"/>
               <w:rPr>
-                <w:rFonts w:eastAsiaTheme="minorEastAsia" w:hint="eastAsia"/>
+                <w:rFonts w:eastAsiaTheme="minorEastAsia"/>
               </w:rPr>
             </w:pPr>
             <w:r>
@@ -2268,7 +2213,7 @@
             <w:pPr>
               <w:ind w:left="0"/>
               <w:rPr>
-                <w:rFonts w:eastAsiaTheme="minorEastAsia" w:hint="eastAsia"/>
+                <w:rFonts w:eastAsiaTheme="minorEastAsia"/>
               </w:rPr>
             </w:pPr>
             <w:r>
@@ -2305,7 +2250,7 @@
             <w:pPr>
               <w:ind w:left="0"/>
               <w:rPr>
-                <w:rFonts w:eastAsiaTheme="minorEastAsia" w:hint="eastAsia"/>
+                <w:rFonts w:eastAsiaTheme="minorEastAsia"/>
               </w:rPr>
             </w:pPr>
             <w:r>
@@ -2324,7 +2269,7 @@
             <w:pPr>
               <w:ind w:left="0"/>
               <w:rPr>
-                <w:rFonts w:eastAsiaTheme="minorEastAsia" w:hint="eastAsia"/>
+                <w:rFonts w:eastAsiaTheme="minorEastAsia"/>
               </w:rPr>
             </w:pPr>
             <w:r>
@@ -2389,7 +2334,7 @@
             <w:pPr>
               <w:ind w:left="0"/>
               <w:rPr>
-                <w:rFonts w:eastAsiaTheme="minorEastAsia" w:hint="eastAsia"/>
+                <w:rFonts w:eastAsiaTheme="minorEastAsia"/>
               </w:rPr>
             </w:pPr>
             <w:r>
@@ -2427,7 +2372,7 @@
             <w:pPr>
               <w:ind w:left="0"/>
               <w:rPr>
-                <w:rFonts w:eastAsiaTheme="minorEastAsia" w:hint="eastAsia"/>
+                <w:rFonts w:eastAsiaTheme="minorEastAsia"/>
               </w:rPr>
             </w:pPr>
             <w:r>
@@ -2557,9 +2502,6 @@
           <w:p>
             <w:pPr>
               <w:ind w:left="0"/>
-              <w:rPr>
-                <w:rFonts w:hint="eastAsia"/>
-              </w:rPr>
             </w:pPr>
             <w:r>
               <w:rPr>
@@ -2594,9 +2536,6 @@
           <w:p>
             <w:pPr>
               <w:ind w:left="0"/>
-              <w:rPr>
-                <w:rFonts w:hint="eastAsia"/>
-              </w:rPr>
             </w:pPr>
             <w:r>
               <w:rPr>
@@ -2614,7 +2553,7 @@
             <w:pPr>
               <w:ind w:left="0"/>
               <w:rPr>
-                <w:rFonts w:eastAsiaTheme="minorEastAsia" w:hint="eastAsia"/>
+                <w:rFonts w:eastAsiaTheme="minorEastAsia"/>
               </w:rPr>
             </w:pPr>
             <w:r>
@@ -2673,7 +2612,7 @@
             <w:pPr>
               <w:ind w:left="0"/>
               <w:rPr>
-                <w:rFonts w:eastAsiaTheme="minorEastAsia" w:hint="eastAsia"/>
+                <w:rFonts w:eastAsiaTheme="minorEastAsia"/>
               </w:rPr>
             </w:pPr>
             <w:r>
@@ -2711,7 +2650,7 @@
             <w:pPr>
               <w:ind w:left="0"/>
               <w:rPr>
-                <w:rFonts w:eastAsiaTheme="minorEastAsia" w:hint="eastAsia"/>
+                <w:rFonts w:eastAsiaTheme="minorEastAsia"/>
               </w:rPr>
             </w:pPr>
             <w:r>
@@ -2725,7 +2664,7 @@
             <w:pPr>
               <w:ind w:left="0"/>
               <w:rPr>
-                <w:rFonts w:eastAsiaTheme="minorEastAsia" w:hint="eastAsia"/>
+                <w:rFonts w:eastAsiaTheme="minorEastAsia"/>
               </w:rPr>
             </w:pPr>
             <w:r>
@@ -2743,9 +2682,6 @@
           <w:p>
             <w:pPr>
               <w:ind w:left="0"/>
-              <w:rPr>
-                <w:rFonts w:hint="eastAsia"/>
-              </w:rPr>
             </w:pPr>
             <w:r>
               <w:rPr>
@@ -2763,7 +2699,7 @@
             <w:pPr>
               <w:ind w:left="0"/>
               <w:rPr>
-                <w:rFonts w:eastAsiaTheme="minorEastAsia" w:hint="eastAsia"/>
+                <w:rFonts w:eastAsiaTheme="minorEastAsia"/>
               </w:rPr>
             </w:pPr>
             <w:r>
@@ -2822,7 +2758,7 @@
             <w:pPr>
               <w:ind w:left="0"/>
               <w:rPr>
-                <w:rFonts w:eastAsiaTheme="minorEastAsia" w:hint="eastAsia"/>
+                <w:rFonts w:eastAsiaTheme="minorEastAsia"/>
               </w:rPr>
             </w:pPr>
             <w:r>
@@ -2860,7 +2796,7 @@
             <w:pPr>
               <w:ind w:left="0"/>
               <w:rPr>
-                <w:rFonts w:eastAsiaTheme="minorEastAsia" w:hint="eastAsia"/>
+                <w:rFonts w:eastAsiaTheme="minorEastAsia"/>
               </w:rPr>
             </w:pPr>
             <w:r>
@@ -2891,7 +2827,7 @@
             <w:pPr>
               <w:ind w:left="0"/>
               <w:rPr>
-                <w:rFonts w:eastAsiaTheme="minorEastAsia" w:hint="eastAsia"/>
+                <w:rFonts w:eastAsiaTheme="minorEastAsia"/>
               </w:rPr>
             </w:pPr>
             <w:r>
@@ -2960,7 +2896,7 @@
             <w:pPr>
               <w:ind w:left="0"/>
               <w:rPr>
-                <w:rFonts w:eastAsiaTheme="minorEastAsia" w:hint="eastAsia"/>
+                <w:rFonts w:eastAsiaTheme="minorEastAsia"/>
               </w:rPr>
             </w:pPr>
             <w:r>
@@ -2998,7 +2934,7 @@
             <w:pPr>
               <w:ind w:left="0"/>
               <w:rPr>
-                <w:rFonts w:eastAsiaTheme="minorEastAsia" w:hint="eastAsia"/>
+                <w:rFonts w:eastAsiaTheme="minorEastAsia"/>
               </w:rPr>
             </w:pPr>
             <w:r>
@@ -3094,7 +3030,7 @@
             <w:pPr>
               <w:ind w:left="0"/>
               <w:rPr>
-                <w:rFonts w:eastAsiaTheme="minorEastAsia" w:hint="eastAsia"/>
+                <w:rFonts w:eastAsiaTheme="minorEastAsia"/>
               </w:rPr>
             </w:pPr>
             <w:r>
@@ -3132,7 +3068,7 @@
             <w:pPr>
               <w:ind w:left="0"/>
               <w:rPr>
-                <w:rFonts w:eastAsiaTheme="minorEastAsia" w:hint="eastAsia"/>
+                <w:rFonts w:eastAsiaTheme="minorEastAsia"/>
               </w:rPr>
             </w:pPr>
             <w:r>
@@ -3217,7 +3153,7 @@
             <w:pPr>
               <w:ind w:left="0"/>
               <w:rPr>
-                <w:rFonts w:eastAsiaTheme="minorEastAsia" w:hint="eastAsia"/>
+                <w:rFonts w:eastAsiaTheme="minorEastAsia"/>
               </w:rPr>
             </w:pPr>
             <w:r>
@@ -3337,7 +3273,7 @@
             <w:pPr>
               <w:ind w:left="0"/>
               <w:rPr>
-                <w:rFonts w:eastAsiaTheme="minorEastAsia" w:hint="eastAsia"/>
+                <w:rFonts w:eastAsiaTheme="minorEastAsia"/>
               </w:rPr>
             </w:pPr>
             <w:r>
@@ -3375,7 +3311,7 @@
             <w:pPr>
               <w:ind w:left="0"/>
               <w:rPr>
-                <w:rFonts w:eastAsiaTheme="minorEastAsia" w:hint="eastAsia"/>
+                <w:rFonts w:eastAsiaTheme="minorEastAsia"/>
               </w:rPr>
             </w:pPr>
             <w:r>
@@ -3393,9 +3329,6 @@
           <w:p>
             <w:pPr>
               <w:ind w:left="0"/>
-              <w:rPr>
-                <w:rFonts w:hint="eastAsia"/>
-              </w:rPr>
             </w:pPr>
             <w:r>
               <w:rPr>
@@ -3498,7 +3431,7 @@
             <w:pPr>
               <w:ind w:left="0"/>
               <w:rPr>
-                <w:rFonts w:eastAsiaTheme="minorEastAsia" w:hint="eastAsia"/>
+                <w:rFonts w:eastAsiaTheme="minorEastAsia"/>
               </w:rPr>
             </w:pPr>
             <w:r>
@@ -3516,9 +3449,6 @@
           <w:p>
             <w:pPr>
               <w:ind w:left="0"/>
-              <w:rPr>
-                <w:rFonts w:hint="eastAsia"/>
-              </w:rPr>
             </w:pPr>
           </w:p>
         </w:tc>
@@ -3586,7 +3516,7 @@
             <w:pPr>
               <w:ind w:left="0"/>
               <w:rPr>
-                <w:rFonts w:eastAsiaTheme="minorEastAsia" w:hint="eastAsia"/>
+                <w:rFonts w:eastAsiaTheme="minorEastAsia"/>
               </w:rPr>
             </w:pPr>
             <w:r>
@@ -3624,7 +3554,7 @@
             <w:pPr>
               <w:ind w:left="0"/>
               <w:rPr>
-                <w:rFonts w:eastAsiaTheme="minorEastAsia" w:hint="eastAsia"/>
+                <w:rFonts w:eastAsiaTheme="minorEastAsia"/>
               </w:rPr>
             </w:pPr>
             <w:r>
@@ -3643,7 +3573,7 @@
             <w:pPr>
               <w:ind w:left="0"/>
               <w:rPr>
-                <w:rFonts w:eastAsiaTheme="minorEastAsia" w:hint="eastAsia"/>
+                <w:rFonts w:eastAsiaTheme="minorEastAsia"/>
               </w:rPr>
             </w:pPr>
             <w:r>
@@ -3756,7 +3686,7 @@
             <w:pPr>
               <w:ind w:left="0"/>
               <w:rPr>
-                <w:rFonts w:eastAsiaTheme="minorEastAsia" w:hint="eastAsia"/>
+                <w:rFonts w:eastAsiaTheme="minorEastAsia"/>
               </w:rPr>
             </w:pPr>
             <w:r>
@@ -3770,7 +3700,7 @@
             <w:pPr>
               <w:ind w:left="0"/>
               <w:rPr>
-                <w:rFonts w:eastAsiaTheme="minorEastAsia" w:hint="eastAsia"/>
+                <w:rFonts w:eastAsiaTheme="minorEastAsia"/>
               </w:rPr>
             </w:pPr>
             <w:r>
@@ -3905,7 +3835,7 @@
             <w:pPr>
               <w:ind w:left="0"/>
               <w:rPr>
-                <w:rFonts w:eastAsiaTheme="minorEastAsia" w:hint="eastAsia"/>
+                <w:rFonts w:eastAsiaTheme="minorEastAsia"/>
               </w:rPr>
             </w:pPr>
             <w:r>
@@ -4028,7 +3958,7 @@
             <w:pPr>
               <w:ind w:left="0"/>
               <w:rPr>
-                <w:rFonts w:eastAsiaTheme="minorEastAsia" w:hint="eastAsia"/>
+                <w:rFonts w:eastAsiaTheme="minorEastAsia"/>
               </w:rPr>
             </w:pPr>
             <w:r>
@@ -4065,7 +3995,14 @@
               <w:rPr>
                 <w:rFonts w:eastAsiaTheme="minorEastAsia" w:hint="eastAsia"/>
               </w:rPr>
-              <w:t>上没有缓存）</w:t>
+              <w:t>上没有缓</w:t>
+            </w:r>
+            <w:r>
+              <w:rPr>
+                <w:rFonts w:eastAsiaTheme="minorEastAsia" w:hint="eastAsia"/>
+              </w:rPr>
+              <w:lastRenderedPageBreak/>
+              <w:t>存）</w:t>
             </w:r>
           </w:p>
         </w:tc>
@@ -4081,6 +4018,7 @@
               <w:rPr>
                 <w:rFonts w:eastAsiaTheme="minorEastAsia" w:hint="eastAsia"/>
               </w:rPr>
+              <w:lastRenderedPageBreak/>
               <w:t>VARIABLE</w:t>
             </w:r>
           </w:p>
@@ -4104,15 +4042,11 @@
     <w:p>
       <w:pPr>
         <w:pStyle w:val="Heading3"/>
-        <w:rPr>
-          <w:rFonts w:hint="eastAsia"/>
-        </w:rPr>
-      </w:pPr>
-      <w:r>
-        <w:rPr>
-          <w:rFonts w:hint="eastAsia"/>
-        </w:rPr>
-        <w:lastRenderedPageBreak/>
+      </w:pPr>
+      <w:r>
+        <w:rPr>
+          <w:rFonts w:hint="eastAsia"/>
+        </w:rPr>
         <w:t>handler</w:t>
       </w:r>
       <w:r>
@@ -4292,7 +4226,7 @@
             <w:pPr>
               <w:ind w:left="0"/>
               <w:rPr>
-                <w:rFonts w:eastAsiaTheme="minorEastAsia" w:hint="eastAsia"/>
+                <w:rFonts w:eastAsiaTheme="minorEastAsia"/>
               </w:rPr>
             </w:pPr>
             <w:r>
@@ -4311,7 +4245,7 @@
             <w:pPr>
               <w:ind w:left="0"/>
               <w:rPr>
-                <w:rFonts w:eastAsiaTheme="minorEastAsia" w:hint="eastAsia"/>
+                <w:rFonts w:eastAsiaTheme="minorEastAsia"/>
               </w:rPr>
             </w:pPr>
             <w:r>
@@ -4374,7 +4308,7 @@
             <w:pPr>
               <w:ind w:left="0"/>
               <w:rPr>
-                <w:rFonts w:eastAsiaTheme="minorEastAsia" w:hint="eastAsia"/>
+                <w:rFonts w:eastAsiaTheme="minorEastAsia"/>
               </w:rPr>
             </w:pPr>
             <w:r>
@@ -4444,7 +4378,7 @@
             <w:pPr>
               <w:ind w:left="0"/>
               <w:rPr>
-                <w:rFonts w:eastAsiaTheme="minorEastAsia" w:hint="eastAsia"/>
+                <w:rFonts w:eastAsiaTheme="minorEastAsia"/>
               </w:rPr>
             </w:pPr>
             <w:r>
@@ -4514,7 +4448,7 @@
             <w:pPr>
               <w:ind w:left="0"/>
               <w:rPr>
-                <w:rFonts w:eastAsiaTheme="minorEastAsia" w:hint="eastAsia"/>
+                <w:rFonts w:eastAsiaTheme="minorEastAsia"/>
               </w:rPr>
             </w:pPr>
             <w:r>
@@ -4533,7 +4467,7 @@
             <w:pPr>
               <w:ind w:left="0"/>
               <w:rPr>
-                <w:rFonts w:eastAsiaTheme="minorEastAsia" w:hint="eastAsia"/>
+                <w:rFonts w:eastAsiaTheme="minorEastAsia"/>
               </w:rPr>
             </w:pPr>
             <w:r>
@@ -4608,7 +4542,7 @@
             <w:pPr>
               <w:ind w:left="0"/>
               <w:rPr>
-                <w:rFonts w:eastAsiaTheme="minorEastAsia" w:hint="eastAsia"/>
+                <w:rFonts w:eastAsiaTheme="minorEastAsia"/>
               </w:rPr>
             </w:pPr>
             <w:r>
@@ -4678,7 +4612,7 @@
             <w:pPr>
               <w:ind w:left="0"/>
               <w:rPr>
-                <w:rFonts w:eastAsiaTheme="minorEastAsia" w:hint="eastAsia"/>
+                <w:rFonts w:eastAsiaTheme="minorEastAsia"/>
               </w:rPr>
             </w:pPr>
             <w:r>
@@ -4748,7 +4682,7 @@
             <w:pPr>
               <w:ind w:left="0"/>
               <w:rPr>
-                <w:rFonts w:eastAsiaTheme="minorEastAsia" w:hint="eastAsia"/>
+                <w:rFonts w:eastAsiaTheme="minorEastAsia"/>
               </w:rPr>
             </w:pPr>
             <w:r>
@@ -4818,7 +4752,7 @@
             <w:pPr>
               <w:ind w:left="0"/>
               <w:rPr>
-                <w:rFonts w:eastAsiaTheme="minorEastAsia" w:hint="eastAsia"/>
+                <w:rFonts w:eastAsiaTheme="minorEastAsia"/>
               </w:rPr>
             </w:pPr>
             <w:r>
@@ -4837,7 +4771,7 @@
             <w:pPr>
               <w:ind w:left="0"/>
               <w:rPr>
-                <w:rFonts w:eastAsiaTheme="minorEastAsia" w:hint="eastAsia"/>
+                <w:rFonts w:eastAsiaTheme="minorEastAsia"/>
               </w:rPr>
             </w:pPr>
             <w:r>
@@ -4878,7 +4812,319 @@
         </w:tc>
       </w:tr>
     </w:tbl>
-    <w:p/>
+    <w:p>
+      <w:pPr>
+        <w:rPr>
+          <w:rFonts w:hint="eastAsia"/>
+        </w:rPr>
+      </w:pPr>
+    </w:p>
+    <w:p>
+      <w:pPr>
+        <w:pStyle w:val="Heading3"/>
+        <w:rPr>
+          <w:rFonts w:hint="eastAsia"/>
+        </w:rPr>
+      </w:pPr>
+      <w:r>
+        <w:rPr>
+          <w:rFonts w:hint="eastAsia"/>
+        </w:rPr>
+        <w:t>SequoiaDB</w:t>
+      </w:r>
+      <w:r>
+        <w:rPr>
+          <w:rFonts w:hint="eastAsia"/>
+        </w:rPr>
+        <w:t>统计信息</w:t>
+      </w:r>
+    </w:p>
+    <w:p>
+      <w:pPr>
+        <w:rPr>
+          <w:rFonts w:hint="eastAsia"/>
+        </w:rPr>
+      </w:pPr>
+      <w:r>
+        <w:rPr>
+          <w:rFonts w:hint="eastAsia"/>
+        </w:rPr>
+        <w:t>MySQL</w:t>
+      </w:r>
+      <w:r>
+        <w:rPr>
+          <w:rFonts w:hint="eastAsia"/>
+        </w:rPr>
+        <w:t>需要获取的</w:t>
+      </w:r>
+      <w:r>
+        <w:rPr>
+          <w:rFonts w:hint="eastAsia"/>
+        </w:rPr>
+        <w:t>SequoiaDB</w:t>
+      </w:r>
+      <w:r>
+        <w:rPr>
+          <w:rFonts w:hint="eastAsia"/>
+        </w:rPr>
+        <w:t>的统计信息</w:t>
+      </w:r>
+      <w:r>
+        <w:rPr>
+          <w:rFonts w:hint="eastAsia"/>
+        </w:rPr>
+        <w:t>主要是集合的数据量等信息：</w:t>
+      </w:r>
+    </w:p>
+    <w:p>
+      <w:pPr>
+        <w:rPr>
+          <w:rFonts w:hint="eastAsia"/>
+        </w:rPr>
+      </w:pPr>
+      <w:r>
+        <w:rPr>
+          <w:rFonts w:hint="eastAsia"/>
+        </w:rPr>
+        <w:t>struct Sdb_statistics</w:t>
+      </w:r>
+    </w:p>
+    <w:p>
+      <w:pPr>
+        <w:rPr>
+          <w:rFonts w:hint="eastAsia"/>
+        </w:rPr>
+      </w:pPr>
+      <w:r>
+        <w:rPr>
+          <w:rFonts w:hint="eastAsia"/>
+        </w:rPr>
+        <w:t>{</w:t>
+      </w:r>
+    </w:p>
+    <w:p>
+      <w:pPr>
+        <w:rPr>
+          <w:rFonts w:hint="eastAsia"/>
+        </w:rPr>
+      </w:pPr>
+      <w:r>
+        <w:rPr>
+          <w:rFonts w:hint="eastAsia"/>
+        </w:rPr>
+        <w:t xml:space="preserve">  int32 page_size;</w:t>
+      </w:r>
+    </w:p>
+    <w:p>
+      <w:pPr>
+        <w:rPr>
+          <w:rFonts w:hint="eastAsia"/>
+        </w:rPr>
+      </w:pPr>
+      <w:r>
+        <w:rPr>
+          <w:rFonts w:hint="eastAsia"/>
+        </w:rPr>
+        <w:t xml:space="preserve">  int32 total_data_pages;</w:t>
+      </w:r>
+    </w:p>
+    <w:p>
+      <w:pPr>
+        <w:rPr>
+          <w:rFonts w:hint="eastAsia"/>
+        </w:rPr>
+      </w:pPr>
+      <w:r>
+        <w:rPr>
+          <w:rFonts w:hint="eastAsia"/>
+        </w:rPr>
+        <w:t xml:space="preserve">  int32 total_index_pages;</w:t>
+      </w:r>
+    </w:p>
+    <w:p>
+      <w:pPr>
+        <w:rPr>
+          <w:rFonts w:hint="eastAsia"/>
+        </w:rPr>
+      </w:pPr>
+      <w:r>
+        <w:rPr>
+          <w:rFonts w:hint="eastAsia"/>
+        </w:rPr>
+        <w:t xml:space="preserve">  int64 total_data_free_space;</w:t>
+      </w:r>
+    </w:p>
+    <w:p>
+      <w:pPr>
+        <w:rPr>
+          <w:rFonts w:hint="eastAsia"/>
+        </w:rPr>
+      </w:pPr>
+      <w:r>
+        <w:rPr>
+          <w:rFonts w:hint="eastAsia"/>
+        </w:rPr>
+        <w:t xml:space="preserve">  int64 total_records;</w:t>
+      </w:r>
+    </w:p>
+    <w:p>
+      <w:pPr>
+        <w:rPr>
+          <w:rFonts w:hint="eastAsia"/>
+        </w:rPr>
+      </w:pPr>
+      <w:r>
+        <w:rPr>
+          <w:rFonts w:hint="eastAsia"/>
+        </w:rPr>
+        <w:t>}</w:t>
+      </w:r>
+    </w:p>
+    <w:p>
+      <w:pPr>
+        <w:rPr>
+          <w:rFonts w:hint="eastAsia"/>
+        </w:rPr>
+      </w:pPr>
+    </w:p>
+    <w:p>
+      <w:pPr>
+        <w:rPr>
+          <w:rFonts w:hint="eastAsia"/>
+        </w:rPr>
+      </w:pPr>
+      <w:r>
+        <w:rPr>
+          <w:rFonts w:hint="eastAsia"/>
+        </w:rPr>
+        <w:t>Sdb_statistics</w:t>
+      </w:r>
+      <w:r>
+        <w:rPr>
+          <w:rFonts w:hint="eastAsia"/>
+        </w:rPr>
+        <w:t>存储在</w:t>
+      </w:r>
+      <w:r>
+        <w:rPr>
+          <w:rFonts w:hint="eastAsia"/>
+        </w:rPr>
+        <w:t>Sdb_share</w:t>
+      </w:r>
+      <w:r>
+        <w:rPr>
+          <w:rFonts w:hint="eastAsia"/>
+        </w:rPr>
+        <w:t>中，</w:t>
+      </w:r>
+      <w:r>
+        <w:rPr>
+          <w:rFonts w:hint="eastAsia"/>
+        </w:rPr>
+        <w:t>每个集合有一个全局共享的</w:t>
+      </w:r>
+      <w:r>
+        <w:rPr>
+          <w:rFonts w:hint="eastAsia"/>
+        </w:rPr>
+        <w:t>的统计信息。</w:t>
+      </w:r>
+    </w:p>
+    <w:p>
+      <w:pPr>
+        <w:rPr>
+          <w:rFonts w:hint="eastAsia"/>
+        </w:rPr>
+      </w:pPr>
+      <w:r>
+        <w:rPr>
+          <w:rFonts w:hint="eastAsia"/>
+        </w:rPr>
+        <w:t>通过</w:t>
+      </w:r>
+      <w:r>
+        <w:rPr>
+          <w:rFonts w:hint="eastAsia"/>
+        </w:rPr>
+        <w:t>Sdb_statistics</w:t>
+      </w:r>
+      <w:r>
+        <w:rPr>
+          <w:rFonts w:hint="eastAsia"/>
+        </w:rPr>
+        <w:t>的数据计算得到</w:t>
+      </w:r>
+      <w:r>
+        <w:rPr>
+          <w:rFonts w:hint="eastAsia"/>
+        </w:rPr>
+        <w:t>ha_statistics</w:t>
+      </w:r>
+      <w:r>
+        <w:rPr>
+          <w:rFonts w:hint="eastAsia"/>
+        </w:rPr>
+        <w:t>中的</w:t>
+      </w:r>
+      <w:r>
+        <w:rPr>
+          <w:rFonts w:hint="eastAsia"/>
+        </w:rPr>
+        <w:t>VARIABLE</w:t>
+      </w:r>
+      <w:r>
+        <w:rPr>
+          <w:rFonts w:hint="eastAsia"/>
+        </w:rPr>
+        <w:t>类型的统计信息。</w:t>
+      </w:r>
+    </w:p>
+    <w:p>
+      <w:pPr>
+        <w:pStyle w:val="Heading3"/>
+        <w:rPr>
+          <w:rFonts w:hint="eastAsia"/>
+        </w:rPr>
+      </w:pPr>
+      <w:r>
+        <w:rPr>
+          <w:rFonts w:hint="eastAsia"/>
+        </w:rPr>
+        <w:t>handler::analyze()</w:t>
+      </w:r>
+      <w:r>
+        <w:rPr>
+          <w:rFonts w:hint="eastAsia"/>
+        </w:rPr>
+        <w:t>方法</w:t>
+      </w:r>
+    </w:p>
+    <w:p>
+      <w:r>
+        <w:rPr>
+          <w:rFonts w:hint="eastAsia"/>
+        </w:rPr>
+        <w:t>analyze</w:t>
+      </w:r>
+      <w:r>
+        <w:rPr>
+          <w:rFonts w:hint="eastAsia"/>
+        </w:rPr>
+        <w:t>方法用于更新统计信息，对应“</w:t>
+      </w:r>
+      <w:r>
+        <w:rPr>
+          <w:rFonts w:hint="eastAsia"/>
+        </w:rPr>
+        <w:t>analyze table</w:t>
+      </w:r>
+      <w:r>
+        <w:rPr>
+          <w:rFonts w:hint="eastAsia"/>
+        </w:rPr>
+        <w:t>”语句。</w:t>
+      </w:r>
+    </w:p>
     <w:p>
       <w:pPr>
         <w:pStyle w:val="Heading2"/>
@@ -4893,6 +5139,7 @@
         <w:rPr>
           <w:rFonts w:hint="eastAsia"/>
         </w:rPr>
+        <w:lastRenderedPageBreak/>
         <w:t>进度评估跟踪</w:t>
       </w:r>
     </w:p>
@@ -5568,7 +5815,6 @@
                 <w:rFonts w:ascii="宋体" w:eastAsia="宋体" w:hAnsi="宋体" w:cs="宋体" w:hint="eastAsia"/>
                 <w:b/>
               </w:rPr>
-              <w:lastRenderedPageBreak/>
               <w:t>用例编号</w:t>
             </w:r>
           </w:p>
@@ -7445,6 +7691,12 @@
     <w:lvlOverride w:ilvl="0">
       <w:startOverride w:val="1"/>
     </w:lvlOverride>
+  </w:num>
+  <w:num w:numId="15">
+    <w:abstractNumId w:val="5"/>
+  </w:num>
+  <w:num w:numId="16">
+    <w:abstractNumId w:val="5"/>
   </w:num>
   <w:numIdMacAtCleanup w:val="11"/>
 </w:numbering>
